--- a/en/wisdom-stories/choose-your-confidant.docx
+++ b/en/wisdom-stories/choose-your-confidant.docx
@@ -55,7 +55,7 @@
           <w:bCs/>
           <w:lang/>
         </w:rPr>
-        <w:t>Moral: Share your troubles with someone who understands you and honours your trust. Openness matters, but so does choosing whom to trust.</w:t>
+        <w:t xml:space="preserve">Moral: Share your troubles with someone who understands you and honors your trust. Openness matters, but so does choosing whom to trust.</w:t>
       </w:r>
     </w:p>
     <w:p>
